--- a/documentation/CoolAgent_Requerimientos_Backend.docx
+++ b/documentation/CoolAgent_Requerimientos_Backend.docx
@@ -2938,7 +2938,7 @@
     confidence: float  # 0-1
     suggested_codes: list[str]  # Códigos de error probables
     next_steps: list[str]  # Pasos recomendados
-    model_used: str  # "ollama_llava" o "bedrock_claude"
+    model_used: str  # "ollama_qwen_vision" o "bedrock_claude"
     tokens_used: int
     created_at: datetime</w:t>
       </w:r>
@@ -4753,7 +4753,7 @@
     confidence_score = Column(Float, nullable=False)  # 0-1
     suggested_error_codes = Column(JSON, nullable=True)  # ["code1", "code2"]
     next_steps = Column(JSON, nullable=True)
-    model_used = Column(String(50), nullable=False)  # "ollama_llava" o "bedrock_vision"
+    model_used = Column(String(50), nullable=False)  # "ollama_qwen_vision" o "bedrock_vision"
     tokens_used = Column(Integer, default=0)
     created_at = Column(DateTime(timezone=True), default=datetime.utcnow, nullable=False)
     # Relationships
@@ -5039,7 +5039,7 @@
     title = Column(String(300), nullable=False)
     content = Column(Text, nullable=False)
     content_chunk_index = Column(Integer, default=0)  # Para documentos divididos en chunks
-    embedding = Column(Vector(1536), nullable=False)  # pgvector: 1536-dimensional para modelos OpenAI-compatible
+    embedding = Column(Vector(1024), nullable=False)  # pgvector: 1024-dimensional para modelos OpenAI-compatible
     source = Column(String(255), nullable=False)  # "manufacturer_manual", "troubleshooting_guide", "wiki"
     metadata_json = Column(JSON, nullable=True)  # {"manufacturer": "Carrier", "model": "XYZ"}
     created_at = Column(DateTime(timezone=True), default=datetime.utcnow, nullable=False)
@@ -5236,7 +5236,7 @@
         self,
         text: str
     ) -&gt; list[float]:
-        """Genera embedding de 1536 dimensiones"""
+        """Genera embedding de 1024 dimensiones"""
         pass</w:t>
       </w:r>
     </w:p>
@@ -5270,9 +5270,9 @@
         <w:t xml:space="preserve">class OllamaProvider(AIProvider):
     def __init__(self, base_url: str = "http://ollama:11434"):
         self.base_url = base_url
-        self.chat_model = "llama3.2:8b"  # Chat model
-        self.vision_model = "llava:13b"  # Vision model
-        self.embedding_model = "nomic-embed-text"  # Embedding model
+        self.chat_model = "qwen3.5:9b"  # Chat model
+        self.vision_model = "qwen2.5vl:7b"  # Vision model
+        self.embedding_model = "qwen3-embedding:4b"  # Embedding model
     async def chat(self, prompt: str, history: list[dict], system_prompt: str = None) -&gt; str:
         async with httpx.AsyncClient() as client:
             messages = []
@@ -5547,7 +5547,7 @@
           <w:sz w:val="24"/>
           <w:szCs w:val="24"/>
         </w:rPr>
-        <w:t xml:space="preserve">3. Generar embedding para cada chunk (1536 dims)</w:t>
+        <w:t xml:space="preserve">3. Generar embedding para cada chunk (1024 dims)</w:t>
       </w:r>
     </w:p>
     <w:p>
